--- a/Dev/Warewolf.Execution.Lightweight/docs/Warewolf-Lightweight-Logger-Enable-Disable-Guide.docx
+++ b/Dev/Warewolf.Execution.Lightweight/docs/Warewolf-Lightweight-Logger-Enable-Disable-Guide.docx
@@ -92,7 +92,7 @@
         <w:pStyle w:val="2"/>
         <w:spacing w:before="320" w:after="160"/>
       </w:pPr>
-      <w:bookmarkStart w:id="0" w:name="_Toc26735"/>
+      <w:bookmarkStart w:id="0" w:name="_Toc16572"/>
       <w:r>
         <w:rPr>
           <w:rFonts w:ascii="Arial" w:hAnsi="Arial" w:eastAsia="Arial" w:cs="Arial"/>
@@ -119,6 +119,8 @@
               <w:szCs w:val="22"/>
             </w:rPr>
           </w:pPr>
+          <w:bookmarkStart w:id="33" w:name="_GoBack"/>
+          <w:bookmarkEnd w:id="33"/>
           <w:r>
             <w:fldChar w:fldCharType="begin"/>
           </w:r>
@@ -140,7 +142,7 @@
             <w:fldChar w:fldCharType="begin"/>
           </w:r>
           <w:r>
-            <w:instrText xml:space="preserve"> HYPERLINK \l _Toc26735 </w:instrText>
+            <w:instrText xml:space="preserve"> HYPERLINK \l _Toc16572 </w:instrText>
           </w:r>
           <w:r>
             <w:fldChar w:fldCharType="separate"/>
@@ -160,7 +162,7 @@
             <w:fldChar w:fldCharType="begin"/>
           </w:r>
           <w:r>
-            <w:instrText xml:space="preserve"> PAGEREF _Toc26735 \h </w:instrText>
+            <w:instrText xml:space="preserve"> PAGEREF _Toc16572 \h </w:instrText>
           </w:r>
           <w:r>
             <w:fldChar w:fldCharType="separate"/>
@@ -186,7 +188,7 @@
             <w:fldChar w:fldCharType="begin"/>
           </w:r>
           <w:r>
-            <w:instrText xml:space="preserve"> HYPERLINK \l _Toc31052 </w:instrText>
+            <w:instrText xml:space="preserve"> HYPERLINK \l _Toc7571 </w:instrText>
           </w:r>
           <w:r>
             <w:fldChar w:fldCharType="separate"/>
@@ -206,7 +208,7 @@
             <w:fldChar w:fldCharType="begin"/>
           </w:r>
           <w:r>
-            <w:instrText xml:space="preserve"> PAGEREF _Toc31052 \h </w:instrText>
+            <w:instrText xml:space="preserve"> PAGEREF _Toc7571 \h </w:instrText>
           </w:r>
           <w:r>
             <w:fldChar w:fldCharType="separate"/>
@@ -232,7 +234,7 @@
             <w:fldChar w:fldCharType="begin"/>
           </w:r>
           <w:r>
-            <w:instrText xml:space="preserve"> HYPERLINK \l _Toc22124 </w:instrText>
+            <w:instrText xml:space="preserve"> HYPERLINK \l _Toc8025 </w:instrText>
           </w:r>
           <w:r>
             <w:fldChar w:fldCharType="separate"/>
@@ -252,7 +254,7 @@
             <w:fldChar w:fldCharType="begin"/>
           </w:r>
           <w:r>
-            <w:instrText xml:space="preserve"> PAGEREF _Toc22124 \h </w:instrText>
+            <w:instrText xml:space="preserve"> PAGEREF _Toc8025 \h </w:instrText>
           </w:r>
           <w:r>
             <w:fldChar w:fldCharType="separate"/>
@@ -278,7 +280,7 @@
             <w:fldChar w:fldCharType="begin"/>
           </w:r>
           <w:r>
-            <w:instrText xml:space="preserve"> HYPERLINK \l _Toc19926 </w:instrText>
+            <w:instrText xml:space="preserve"> HYPERLINK \l _Toc23000 </w:instrText>
           </w:r>
           <w:r>
             <w:fldChar w:fldCharType="separate"/>
@@ -298,7 +300,7 @@
             <w:fldChar w:fldCharType="begin"/>
           </w:r>
           <w:r>
-            <w:instrText xml:space="preserve"> PAGEREF _Toc19926 \h </w:instrText>
+            <w:instrText xml:space="preserve"> PAGEREF _Toc23000 \h </w:instrText>
           </w:r>
           <w:r>
             <w:fldChar w:fldCharType="separate"/>
@@ -324,7 +326,7 @@
             <w:fldChar w:fldCharType="begin"/>
           </w:r>
           <w:r>
-            <w:instrText xml:space="preserve"> HYPERLINK \l _Toc16742 </w:instrText>
+            <w:instrText xml:space="preserve"> HYPERLINK \l _Toc4313 </w:instrText>
           </w:r>
           <w:r>
             <w:fldChar w:fldCharType="separate"/>
@@ -344,7 +346,7 @@
             <w:fldChar w:fldCharType="begin"/>
           </w:r>
           <w:r>
-            <w:instrText xml:space="preserve"> PAGEREF _Toc16742 \h </w:instrText>
+            <w:instrText xml:space="preserve"> PAGEREF _Toc4313 \h </w:instrText>
           </w:r>
           <w:r>
             <w:fldChar w:fldCharType="separate"/>
@@ -370,7 +372,7 @@
             <w:fldChar w:fldCharType="begin"/>
           </w:r>
           <w:r>
-            <w:instrText xml:space="preserve"> HYPERLINK \l _Toc1727 </w:instrText>
+            <w:instrText xml:space="preserve"> HYPERLINK \l _Toc1677 </w:instrText>
           </w:r>
           <w:r>
             <w:fldChar w:fldCharType="separate"/>
@@ -390,7 +392,7 @@
             <w:fldChar w:fldCharType="begin"/>
           </w:r>
           <w:r>
-            <w:instrText xml:space="preserve"> PAGEREF _Toc1727 \h </w:instrText>
+            <w:instrText xml:space="preserve"> PAGEREF _Toc1677 \h </w:instrText>
           </w:r>
           <w:r>
             <w:fldChar w:fldCharType="separate"/>
@@ -416,7 +418,7 @@
             <w:fldChar w:fldCharType="begin"/>
           </w:r>
           <w:r>
-            <w:instrText xml:space="preserve"> HYPERLINK \l _Toc3653 </w:instrText>
+            <w:instrText xml:space="preserve"> HYPERLINK \l _Toc10939 </w:instrText>
           </w:r>
           <w:r>
             <w:fldChar w:fldCharType="separate"/>
@@ -436,7 +438,7 @@
             <w:fldChar w:fldCharType="begin"/>
           </w:r>
           <w:r>
-            <w:instrText xml:space="preserve"> PAGEREF _Toc3653 \h </w:instrText>
+            <w:instrText xml:space="preserve"> PAGEREF _Toc10939 \h </w:instrText>
           </w:r>
           <w:r>
             <w:fldChar w:fldCharType="separate"/>
@@ -462,7 +464,7 @@
             <w:fldChar w:fldCharType="begin"/>
           </w:r>
           <w:r>
-            <w:instrText xml:space="preserve"> HYPERLINK \l _Toc2544 </w:instrText>
+            <w:instrText xml:space="preserve"> HYPERLINK \l _Toc28156 </w:instrText>
           </w:r>
           <w:r>
             <w:fldChar w:fldCharType="separate"/>
@@ -482,7 +484,7 @@
             <w:fldChar w:fldCharType="begin"/>
           </w:r>
           <w:r>
-            <w:instrText xml:space="preserve"> PAGEREF _Toc2544 \h </w:instrText>
+            <w:instrText xml:space="preserve"> PAGEREF _Toc28156 \h </w:instrText>
           </w:r>
           <w:r>
             <w:fldChar w:fldCharType="separate"/>
@@ -508,7 +510,7 @@
             <w:fldChar w:fldCharType="begin"/>
           </w:r>
           <w:r>
-            <w:instrText xml:space="preserve"> HYPERLINK \l _Toc21867 </w:instrText>
+            <w:instrText xml:space="preserve"> HYPERLINK \l _Toc5575 </w:instrText>
           </w:r>
           <w:r>
             <w:fldChar w:fldCharType="separate"/>
@@ -528,7 +530,7 @@
             <w:fldChar w:fldCharType="begin"/>
           </w:r>
           <w:r>
-            <w:instrText xml:space="preserve"> PAGEREF _Toc21867 \h </w:instrText>
+            <w:instrText xml:space="preserve"> PAGEREF _Toc5575 \h </w:instrText>
           </w:r>
           <w:r>
             <w:fldChar w:fldCharType="separate"/>
@@ -554,7 +556,7 @@
             <w:fldChar w:fldCharType="begin"/>
           </w:r>
           <w:r>
-            <w:instrText xml:space="preserve"> HYPERLINK \l _Toc6130 </w:instrText>
+            <w:instrText xml:space="preserve"> HYPERLINK \l _Toc1775 </w:instrText>
           </w:r>
           <w:r>
             <w:fldChar w:fldCharType="separate"/>
@@ -574,7 +576,7 @@
             <w:fldChar w:fldCharType="begin"/>
           </w:r>
           <w:r>
-            <w:instrText xml:space="preserve"> PAGEREF _Toc6130 \h </w:instrText>
+            <w:instrText xml:space="preserve"> PAGEREF _Toc1775 \h </w:instrText>
           </w:r>
           <w:r>
             <w:fldChar w:fldCharType="separate"/>
@@ -600,7 +602,7 @@
             <w:fldChar w:fldCharType="begin"/>
           </w:r>
           <w:r>
-            <w:instrText xml:space="preserve"> HYPERLINK \l _Toc39 </w:instrText>
+            <w:instrText xml:space="preserve"> HYPERLINK \l _Toc592 </w:instrText>
           </w:r>
           <w:r>
             <w:fldChar w:fldCharType="separate"/>
@@ -611,7 +613,7 @@
               <w:bCs/>
               <w:szCs w:val="24"/>
             </w:rPr>
-            <w:t>Stream the live console (what you asked about)</w:t>
+            <w:t>Stream the live console</w:t>
           </w:r>
           <w:r>
             <w:tab/>
@@ -620,7 +622,7 @@
             <w:fldChar w:fldCharType="begin"/>
           </w:r>
           <w:r>
-            <w:instrText xml:space="preserve"> PAGEREF _Toc39 \h </w:instrText>
+            <w:instrText xml:space="preserve"> PAGEREF _Toc592 \h </w:instrText>
           </w:r>
           <w:r>
             <w:fldChar w:fldCharType="separate"/>
@@ -646,7 +648,7 @@
             <w:fldChar w:fldCharType="begin"/>
           </w:r>
           <w:r>
-            <w:instrText xml:space="preserve"> HYPERLINK \l _Toc7200 </w:instrText>
+            <w:instrText xml:space="preserve"> HYPERLINK \l _Toc19023 </w:instrText>
           </w:r>
           <w:r>
             <w:fldChar w:fldCharType="separate"/>
@@ -666,7 +668,7 @@
             <w:fldChar w:fldCharType="begin"/>
           </w:r>
           <w:r>
-            <w:instrText xml:space="preserve"> PAGEREF _Toc7200 \h </w:instrText>
+            <w:instrText xml:space="preserve"> PAGEREF _Toc19023 \h </w:instrText>
           </w:r>
           <w:r>
             <w:fldChar w:fldCharType="separate"/>
@@ -692,7 +694,7 @@
             <w:fldChar w:fldCharType="begin"/>
           </w:r>
           <w:r>
-            <w:instrText xml:space="preserve"> HYPERLINK \l _Toc24223 </w:instrText>
+            <w:instrText xml:space="preserve"> HYPERLINK \l _Toc4061 </w:instrText>
           </w:r>
           <w:r>
             <w:fldChar w:fldCharType="separate"/>
@@ -712,7 +714,7 @@
             <w:fldChar w:fldCharType="begin"/>
           </w:r>
           <w:r>
-            <w:instrText xml:space="preserve"> PAGEREF _Toc24223 \h </w:instrText>
+            <w:instrText xml:space="preserve"> PAGEREF _Toc4061 \h </w:instrText>
           </w:r>
           <w:r>
             <w:fldChar w:fldCharType="separate"/>
@@ -738,7 +740,7 @@
             <w:fldChar w:fldCharType="begin"/>
           </w:r>
           <w:r>
-            <w:instrText xml:space="preserve"> HYPERLINK \l _Toc22355 </w:instrText>
+            <w:instrText xml:space="preserve"> HYPERLINK \l _Toc17094 </w:instrText>
           </w:r>
           <w:r>
             <w:fldChar w:fldCharType="separate"/>
@@ -758,7 +760,7 @@
             <w:fldChar w:fldCharType="begin"/>
           </w:r>
           <w:r>
-            <w:instrText xml:space="preserve"> PAGEREF _Toc22355 \h </w:instrText>
+            <w:instrText xml:space="preserve"> PAGEREF _Toc17094 \h </w:instrText>
           </w:r>
           <w:r>
             <w:fldChar w:fldCharType="separate"/>
@@ -784,7 +786,7 @@
             <w:fldChar w:fldCharType="begin"/>
           </w:r>
           <w:r>
-            <w:instrText xml:space="preserve"> HYPERLINK \l _Toc25169 </w:instrText>
+            <w:instrText xml:space="preserve"> HYPERLINK \l _Toc19134 </w:instrText>
           </w:r>
           <w:r>
             <w:fldChar w:fldCharType="separate"/>
@@ -804,7 +806,7 @@
             <w:fldChar w:fldCharType="begin"/>
           </w:r>
           <w:r>
-            <w:instrText xml:space="preserve"> PAGEREF _Toc25169 \h </w:instrText>
+            <w:instrText xml:space="preserve"> PAGEREF _Toc19134 \h </w:instrText>
           </w:r>
           <w:r>
             <w:fldChar w:fldCharType="separate"/>
@@ -830,7 +832,7 @@
             <w:fldChar w:fldCharType="begin"/>
           </w:r>
           <w:r>
-            <w:instrText xml:space="preserve"> HYPERLINK \l _Toc245 </w:instrText>
+            <w:instrText xml:space="preserve"> HYPERLINK \l _Toc3692 </w:instrText>
           </w:r>
           <w:r>
             <w:fldChar w:fldCharType="separate"/>
@@ -850,7 +852,7 @@
             <w:fldChar w:fldCharType="begin"/>
           </w:r>
           <w:r>
-            <w:instrText xml:space="preserve"> PAGEREF _Toc245 \h </w:instrText>
+            <w:instrText xml:space="preserve"> PAGEREF _Toc3692 \h </w:instrText>
           </w:r>
           <w:r>
             <w:fldChar w:fldCharType="separate"/>
@@ -876,7 +878,7 @@
             <w:fldChar w:fldCharType="begin"/>
           </w:r>
           <w:r>
-            <w:instrText xml:space="preserve"> HYPERLINK \l _Toc18780 </w:instrText>
+            <w:instrText xml:space="preserve"> HYPERLINK \l _Toc14226 </w:instrText>
           </w:r>
           <w:r>
             <w:fldChar w:fldCharType="separate"/>
@@ -896,7 +898,7 @@
             <w:fldChar w:fldCharType="begin"/>
           </w:r>
           <w:r>
-            <w:instrText xml:space="preserve"> PAGEREF _Toc18780 \h </w:instrText>
+            <w:instrText xml:space="preserve"> PAGEREF _Toc14226 \h </w:instrText>
           </w:r>
           <w:r>
             <w:fldChar w:fldCharType="separate"/>
@@ -922,7 +924,7 @@
             <w:fldChar w:fldCharType="begin"/>
           </w:r>
           <w:r>
-            <w:instrText xml:space="preserve"> HYPERLINK \l _Toc6558 </w:instrText>
+            <w:instrText xml:space="preserve"> HYPERLINK \l _Toc2749 </w:instrText>
           </w:r>
           <w:r>
             <w:fldChar w:fldCharType="separate"/>
@@ -942,7 +944,7 @@
             <w:fldChar w:fldCharType="begin"/>
           </w:r>
           <w:r>
-            <w:instrText xml:space="preserve"> PAGEREF _Toc6558 \h </w:instrText>
+            <w:instrText xml:space="preserve"> PAGEREF _Toc2749 \h </w:instrText>
           </w:r>
           <w:r>
             <w:fldChar w:fldCharType="separate"/>
@@ -968,7 +970,7 @@
             <w:fldChar w:fldCharType="begin"/>
           </w:r>
           <w:r>
-            <w:instrText xml:space="preserve"> HYPERLINK \l _Toc10531 </w:instrText>
+            <w:instrText xml:space="preserve"> HYPERLINK \l _Toc25557 </w:instrText>
           </w:r>
           <w:r>
             <w:fldChar w:fldCharType="separate"/>
@@ -988,7 +990,7 @@
             <w:fldChar w:fldCharType="begin"/>
           </w:r>
           <w:r>
-            <w:instrText xml:space="preserve"> PAGEREF _Toc10531 \h </w:instrText>
+            <w:instrText xml:space="preserve"> PAGEREF _Toc25557 \h </w:instrText>
           </w:r>
           <w:r>
             <w:fldChar w:fldCharType="separate"/>
@@ -1014,7 +1016,7 @@
             <w:fldChar w:fldCharType="begin"/>
           </w:r>
           <w:r>
-            <w:instrText xml:space="preserve"> HYPERLINK \l _Toc17320 </w:instrText>
+            <w:instrText xml:space="preserve"> HYPERLINK \l _Toc25969 </w:instrText>
           </w:r>
           <w:r>
             <w:fldChar w:fldCharType="separate"/>
@@ -1034,7 +1036,7 @@
             <w:fldChar w:fldCharType="begin"/>
           </w:r>
           <w:r>
-            <w:instrText xml:space="preserve"> PAGEREF _Toc17320 \h </w:instrText>
+            <w:instrText xml:space="preserve"> PAGEREF _Toc25969 \h </w:instrText>
           </w:r>
           <w:r>
             <w:fldChar w:fldCharType="separate"/>
@@ -1060,7 +1062,7 @@
             <w:fldChar w:fldCharType="begin"/>
           </w:r>
           <w:r>
-            <w:instrText xml:space="preserve"> HYPERLINK \l _Toc31505 </w:instrText>
+            <w:instrText xml:space="preserve"> HYPERLINK \l _Toc27619 </w:instrText>
           </w:r>
           <w:r>
             <w:fldChar w:fldCharType="separate"/>
@@ -1080,7 +1082,7 @@
             <w:fldChar w:fldCharType="begin"/>
           </w:r>
           <w:r>
-            <w:instrText xml:space="preserve"> PAGEREF _Toc31505 \h </w:instrText>
+            <w:instrText xml:space="preserve"> PAGEREF _Toc27619 \h </w:instrText>
           </w:r>
           <w:r>
             <w:fldChar w:fldCharType="separate"/>
@@ -1106,7 +1108,7 @@
             <w:fldChar w:fldCharType="begin"/>
           </w:r>
           <w:r>
-            <w:instrText xml:space="preserve"> HYPERLINK \l _Toc22878 </w:instrText>
+            <w:instrText xml:space="preserve"> HYPERLINK \l _Toc24814 </w:instrText>
           </w:r>
           <w:r>
             <w:fldChar w:fldCharType="separate"/>
@@ -1126,7 +1128,7 @@
             <w:fldChar w:fldCharType="begin"/>
           </w:r>
           <w:r>
-            <w:instrText xml:space="preserve"> PAGEREF _Toc22878 \h </w:instrText>
+            <w:instrText xml:space="preserve"> PAGEREF _Toc24814 \h </w:instrText>
           </w:r>
           <w:r>
             <w:fldChar w:fldCharType="separate"/>
@@ -1152,7 +1154,7 @@
             <w:fldChar w:fldCharType="begin"/>
           </w:r>
           <w:r>
-            <w:instrText xml:space="preserve"> HYPERLINK \l _Toc9355 </w:instrText>
+            <w:instrText xml:space="preserve"> HYPERLINK \l _Toc10775 </w:instrText>
           </w:r>
           <w:r>
             <w:fldChar w:fldCharType="separate"/>
@@ -1172,7 +1174,7 @@
             <w:fldChar w:fldCharType="begin"/>
           </w:r>
           <w:r>
-            <w:instrText xml:space="preserve"> PAGEREF _Toc9355 \h </w:instrText>
+            <w:instrText xml:space="preserve"> PAGEREF _Toc10775 \h </w:instrText>
           </w:r>
           <w:r>
             <w:fldChar w:fldCharType="separate"/>
@@ -1198,7 +1200,7 @@
             <w:fldChar w:fldCharType="begin"/>
           </w:r>
           <w:r>
-            <w:instrText xml:space="preserve"> HYPERLINK \l _Toc30134 </w:instrText>
+            <w:instrText xml:space="preserve"> HYPERLINK \l _Toc20843 </w:instrText>
           </w:r>
           <w:r>
             <w:fldChar w:fldCharType="separate"/>
@@ -1218,7 +1220,7 @@
             <w:fldChar w:fldCharType="begin"/>
           </w:r>
           <w:r>
-            <w:instrText xml:space="preserve"> PAGEREF _Toc30134 \h </w:instrText>
+            <w:instrText xml:space="preserve"> PAGEREF _Toc20843 \h </w:instrText>
           </w:r>
           <w:r>
             <w:fldChar w:fldCharType="separate"/>
@@ -1244,7 +1246,7 @@
             <w:fldChar w:fldCharType="begin"/>
           </w:r>
           <w:r>
-            <w:instrText xml:space="preserve"> HYPERLINK \l _Toc31565 </w:instrText>
+            <w:instrText xml:space="preserve"> HYPERLINK \l _Toc8181 </w:instrText>
           </w:r>
           <w:r>
             <w:fldChar w:fldCharType="separate"/>
@@ -1264,7 +1266,7 @@
             <w:fldChar w:fldCharType="begin"/>
           </w:r>
           <w:r>
-            <w:instrText xml:space="preserve"> PAGEREF _Toc31565 \h </w:instrText>
+            <w:instrText xml:space="preserve"> PAGEREF _Toc8181 \h </w:instrText>
           </w:r>
           <w:r>
             <w:fldChar w:fldCharType="separate"/>
@@ -1290,7 +1292,7 @@
             <w:fldChar w:fldCharType="begin"/>
           </w:r>
           <w:r>
-            <w:instrText xml:space="preserve"> HYPERLINK \l _Toc2993 </w:instrText>
+            <w:instrText xml:space="preserve"> HYPERLINK \l _Toc16376 </w:instrText>
           </w:r>
           <w:r>
             <w:fldChar w:fldCharType="separate"/>
@@ -1310,7 +1312,7 @@
             <w:fldChar w:fldCharType="begin"/>
           </w:r>
           <w:r>
-            <w:instrText xml:space="preserve"> PAGEREF _Toc2993 \h </w:instrText>
+            <w:instrText xml:space="preserve"> PAGEREF _Toc16376 \h </w:instrText>
           </w:r>
           <w:r>
             <w:fldChar w:fldCharType="separate"/>
@@ -1336,7 +1338,7 @@
             <w:fldChar w:fldCharType="begin"/>
           </w:r>
           <w:r>
-            <w:instrText xml:space="preserve"> HYPERLINK \l _Toc4545 </w:instrText>
+            <w:instrText xml:space="preserve"> HYPERLINK \l _Toc29048 </w:instrText>
           </w:r>
           <w:r>
             <w:fldChar w:fldCharType="separate"/>
@@ -1356,7 +1358,7 @@
             <w:fldChar w:fldCharType="begin"/>
           </w:r>
           <w:r>
-            <w:instrText xml:space="preserve"> PAGEREF _Toc4545 \h </w:instrText>
+            <w:instrText xml:space="preserve"> PAGEREF _Toc29048 \h </w:instrText>
           </w:r>
           <w:r>
             <w:fldChar w:fldCharType="separate"/>
@@ -1382,7 +1384,7 @@
             <w:fldChar w:fldCharType="begin"/>
           </w:r>
           <w:r>
-            <w:instrText xml:space="preserve"> HYPERLINK \l _Toc18895 </w:instrText>
+            <w:instrText xml:space="preserve"> HYPERLINK \l _Toc19214 </w:instrText>
           </w:r>
           <w:r>
             <w:fldChar w:fldCharType="separate"/>
@@ -1402,7 +1404,7 @@
             <w:fldChar w:fldCharType="begin"/>
           </w:r>
           <w:r>
-            <w:instrText xml:space="preserve"> PAGEREF _Toc18895 \h </w:instrText>
+            <w:instrText xml:space="preserve"> PAGEREF _Toc19214 \h </w:instrText>
           </w:r>
           <w:r>
             <w:fldChar w:fldCharType="separate"/>
@@ -1428,7 +1430,7 @@
             <w:fldChar w:fldCharType="begin"/>
           </w:r>
           <w:r>
-            <w:instrText xml:space="preserve"> HYPERLINK \l _Toc13081 </w:instrText>
+            <w:instrText xml:space="preserve"> HYPERLINK \l _Toc19452 </w:instrText>
           </w:r>
           <w:r>
             <w:fldChar w:fldCharType="separate"/>
@@ -1448,7 +1450,7 @@
             <w:fldChar w:fldCharType="begin"/>
           </w:r>
           <w:r>
-            <w:instrText xml:space="preserve"> PAGEREF _Toc13081 \h </w:instrText>
+            <w:instrText xml:space="preserve"> PAGEREF _Toc19452 \h </w:instrText>
           </w:r>
           <w:r>
             <w:fldChar w:fldCharType="separate"/>
@@ -1474,7 +1476,7 @@
             <w:fldChar w:fldCharType="begin"/>
           </w:r>
           <w:r>
-            <w:instrText xml:space="preserve"> HYPERLINK \l _Toc12875 </w:instrText>
+            <w:instrText xml:space="preserve"> HYPERLINK \l _Toc22610 </w:instrText>
           </w:r>
           <w:r>
             <w:fldChar w:fldCharType="separate"/>
@@ -1494,7 +1496,7 @@
             <w:fldChar w:fldCharType="begin"/>
           </w:r>
           <w:r>
-            <w:instrText xml:space="preserve"> PAGEREF _Toc12875 \h </w:instrText>
+            <w:instrText xml:space="preserve"> PAGEREF _Toc22610 \h </w:instrText>
           </w:r>
           <w:r>
             <w:fldChar w:fldCharType="separate"/>
@@ -1520,7 +1522,7 @@
             <w:fldChar w:fldCharType="begin"/>
           </w:r>
           <w:r>
-            <w:instrText xml:space="preserve"> HYPERLINK \l _Toc30004 </w:instrText>
+            <w:instrText xml:space="preserve"> HYPERLINK \l _Toc7522 </w:instrText>
           </w:r>
           <w:r>
             <w:fldChar w:fldCharType="separate"/>
@@ -1540,7 +1542,7 @@
             <w:fldChar w:fldCharType="begin"/>
           </w:r>
           <w:r>
-            <w:instrText xml:space="preserve"> PAGEREF _Toc30004 \h </w:instrText>
+            <w:instrText xml:space="preserve"> PAGEREF _Toc7522 \h </w:instrText>
           </w:r>
           <w:r>
             <w:fldChar w:fldCharType="separate"/>
@@ -1566,7 +1568,7 @@
             <w:fldChar w:fldCharType="begin"/>
           </w:r>
           <w:r>
-            <w:instrText xml:space="preserve"> HYPERLINK \l _Toc21999 </w:instrText>
+            <w:instrText xml:space="preserve"> HYPERLINK \l _Toc2474 </w:instrText>
           </w:r>
           <w:r>
             <w:fldChar w:fldCharType="separate"/>
@@ -1586,7 +1588,7 @@
             <w:fldChar w:fldCharType="begin"/>
           </w:r>
           <w:r>
-            <w:instrText xml:space="preserve"> PAGEREF _Toc21999 \h </w:instrText>
+            <w:instrText xml:space="preserve"> PAGEREF _Toc2474 \h </w:instrText>
           </w:r>
           <w:r>
             <w:fldChar w:fldCharType="separate"/>
@@ -1612,7 +1614,7 @@
             <w:fldChar w:fldCharType="begin"/>
           </w:r>
           <w:r>
-            <w:instrText xml:space="preserve"> HYPERLINK \l _Toc13963 </w:instrText>
+            <w:instrText xml:space="preserve"> HYPERLINK \l _Toc25947 </w:instrText>
           </w:r>
           <w:r>
             <w:fldChar w:fldCharType="separate"/>
@@ -1632,7 +1634,7 @@
             <w:fldChar w:fldCharType="begin"/>
           </w:r>
           <w:r>
-            <w:instrText xml:space="preserve"> PAGEREF _Toc13963 \h </w:instrText>
+            <w:instrText xml:space="preserve"> PAGEREF _Toc25947 \h </w:instrText>
           </w:r>
           <w:r>
             <w:fldChar w:fldCharType="separate"/>
@@ -1658,15 +1660,13 @@
       <w:r>
         <w:br w:type="page"/>
       </w:r>
-      <w:bookmarkStart w:id="33" w:name="_GoBack"/>
-      <w:bookmarkEnd w:id="33"/>
     </w:p>
     <w:p>
       <w:pPr>
         <w:pStyle w:val="2"/>
         <w:spacing w:before="320" w:after="160"/>
       </w:pPr>
-      <w:bookmarkStart w:id="1" w:name="_Toc31052"/>
+      <w:bookmarkStart w:id="1" w:name="_Toc7571"/>
       <w:r>
         <w:rPr>
           <w:rFonts w:ascii="Arial" w:hAnsi="Arial" w:eastAsia="Arial" w:cs="Arial"/>
@@ -1962,7 +1962,7 @@
         <w:pStyle w:val="3"/>
         <w:spacing w:before="240" w:after="120"/>
       </w:pPr>
-      <w:bookmarkStart w:id="2" w:name="_Toc22124"/>
+      <w:bookmarkStart w:id="2" w:name="_Toc8025"/>
       <w:r>
         <w:rPr>
           <w:rFonts w:ascii="Arial" w:hAnsi="Arial" w:eastAsia="Arial" w:cs="Arial"/>
@@ -2279,7 +2279,7 @@
         <w:pStyle w:val="3"/>
         <w:spacing w:before="240" w:after="120"/>
       </w:pPr>
-      <w:bookmarkStart w:id="3" w:name="_Toc19926"/>
+      <w:bookmarkStart w:id="3" w:name="_Toc23000"/>
       <w:r>
         <w:rPr>
           <w:rFonts w:ascii="Arial" w:hAnsi="Arial" w:eastAsia="Arial" w:cs="Arial"/>
@@ -2553,7 +2553,7 @@
         <w:pStyle w:val="2"/>
         <w:spacing w:before="320" w:after="160"/>
       </w:pPr>
-      <w:bookmarkStart w:id="4" w:name="_Toc16742"/>
+      <w:bookmarkStart w:id="4" w:name="_Toc4313"/>
       <w:r>
         <w:rPr>
           <w:rFonts w:ascii="Arial" w:hAnsi="Arial" w:eastAsia="Arial" w:cs="Arial"/>
@@ -3168,7 +3168,7 @@
         <w:pStyle w:val="3"/>
         <w:spacing w:before="240" w:after="120"/>
       </w:pPr>
-      <w:bookmarkStart w:id="5" w:name="_Toc1727"/>
+      <w:bookmarkStart w:id="5" w:name="_Toc1677"/>
       <w:r>
         <w:rPr>
           <w:rFonts w:ascii="Arial" w:hAnsi="Arial" w:eastAsia="Arial" w:cs="Arial"/>
@@ -4110,7 +4110,7 @@
         <w:pStyle w:val="3"/>
         <w:spacing w:before="240" w:after="120"/>
       </w:pPr>
-      <w:bookmarkStart w:id="6" w:name="_Toc3653"/>
+      <w:bookmarkStart w:id="6" w:name="_Toc10939"/>
       <w:r>
         <w:rPr>
           <w:rFonts w:ascii="Arial" w:hAnsi="Arial" w:eastAsia="Arial" w:cs="Arial"/>
@@ -4992,7 +4992,7 @@
         <w:pStyle w:val="2"/>
         <w:spacing w:before="320" w:after="160"/>
       </w:pPr>
-      <w:bookmarkStart w:id="7" w:name="_Toc2544"/>
+      <w:bookmarkStart w:id="7" w:name="_Toc28156"/>
       <w:r>
         <w:rPr>
           <w:rFonts w:ascii="Arial" w:hAnsi="Arial" w:eastAsia="Arial" w:cs="Arial"/>
@@ -5023,7 +5023,7 @@
         <w:pStyle w:val="3"/>
         <w:spacing w:before="240" w:after="120"/>
       </w:pPr>
-      <w:bookmarkStart w:id="8" w:name="_Toc21867"/>
+      <w:bookmarkStart w:id="8" w:name="_Toc5575"/>
       <w:r>
         <w:rPr>
           <w:rFonts w:ascii="Arial" w:hAnsi="Arial" w:eastAsia="Arial" w:cs="Arial"/>
@@ -5118,7 +5118,7 @@
         <w:pStyle w:val="4"/>
         <w:spacing w:before="200" w:after="100"/>
       </w:pPr>
-      <w:bookmarkStart w:id="9" w:name="_Toc6130"/>
+      <w:bookmarkStart w:id="9" w:name="_Toc1775"/>
       <w:r>
         <w:rPr>
           <w:rFonts w:ascii="Arial" w:hAnsi="Arial" w:eastAsia="Arial" w:cs="Arial"/>
@@ -5345,7 +5345,7 @@
         <w:pStyle w:val="4"/>
         <w:spacing w:before="200" w:after="100"/>
       </w:pPr>
-      <w:bookmarkStart w:id="10" w:name="_Toc39"/>
+      <w:bookmarkStart w:id="10" w:name="_Toc592"/>
       <w:r>
         <w:rPr>
           <w:rFonts w:ascii="Arial" w:hAnsi="Arial" w:eastAsia="Arial" w:cs="Arial"/>
@@ -5354,7 +5354,7 @@
           <w:sz w:val="24"/>
           <w:szCs w:val="24"/>
         </w:rPr>
-        <w:t>Stream the live console (what you asked about)</w:t>
+        <w:t>Stream the live console</w:t>
       </w:r>
       <w:bookmarkEnd w:id="10"/>
     </w:p>
@@ -5516,7 +5516,7 @@
         <w:pStyle w:val="4"/>
         <w:spacing w:before="200" w:after="100"/>
       </w:pPr>
-      <w:bookmarkStart w:id="11" w:name="_Toc7200"/>
+      <w:bookmarkStart w:id="11" w:name="_Toc19023"/>
       <w:r>
         <w:rPr>
           <w:rFonts w:ascii="Arial" w:hAnsi="Arial" w:eastAsia="Arial" w:cs="Arial"/>
@@ -5918,7 +5918,7 @@
         <w:pStyle w:val="3"/>
         <w:spacing w:before="240" w:after="120"/>
       </w:pPr>
-      <w:bookmarkStart w:id="12" w:name="_Toc24223"/>
+      <w:bookmarkStart w:id="12" w:name="_Toc4061"/>
       <w:r>
         <w:rPr>
           <w:rFonts w:ascii="Arial" w:hAnsi="Arial" w:eastAsia="Arial" w:cs="Arial"/>
@@ -6201,7 +6201,7 @@
         <w:pStyle w:val="4"/>
         <w:spacing w:before="200" w:after="100"/>
       </w:pPr>
-      <w:bookmarkStart w:id="13" w:name="_Toc22355"/>
+      <w:bookmarkStart w:id="13" w:name="_Toc17094"/>
       <w:r>
         <w:rPr>
           <w:rFonts w:ascii="Arial" w:hAnsi="Arial" w:eastAsia="Arial" w:cs="Arial"/>
@@ -6511,7 +6511,7 @@
         <w:pStyle w:val="4"/>
         <w:spacing w:before="200" w:after="100"/>
       </w:pPr>
-      <w:bookmarkStart w:id="14" w:name="_Toc25169"/>
+      <w:bookmarkStart w:id="14" w:name="_Toc19134"/>
       <w:r>
         <w:rPr>
           <w:rFonts w:ascii="Arial" w:hAnsi="Arial" w:eastAsia="Arial" w:cs="Arial"/>
@@ -6712,7 +6712,7 @@
         <w:pStyle w:val="4"/>
         <w:spacing w:before="200" w:after="100"/>
       </w:pPr>
-      <w:bookmarkStart w:id="15" w:name="_Toc245"/>
+      <w:bookmarkStart w:id="15" w:name="_Toc3692"/>
       <w:r>
         <w:rPr>
           <w:rFonts w:ascii="Arial" w:hAnsi="Arial" w:eastAsia="Arial" w:cs="Arial"/>
@@ -6791,7 +6791,7 @@
         <w:pStyle w:val="4"/>
         <w:spacing w:before="200" w:after="100"/>
       </w:pPr>
-      <w:bookmarkStart w:id="16" w:name="_Toc18780"/>
+      <w:bookmarkStart w:id="16" w:name="_Toc14226"/>
       <w:r>
         <w:rPr>
           <w:rFonts w:ascii="Arial" w:hAnsi="Arial" w:eastAsia="Arial" w:cs="Arial"/>
@@ -6868,7 +6868,7 @@
         <w:pStyle w:val="3"/>
         <w:spacing w:before="240" w:after="120"/>
       </w:pPr>
-      <w:bookmarkStart w:id="17" w:name="_Toc6558"/>
+      <w:bookmarkStart w:id="17" w:name="_Toc2749"/>
       <w:r>
         <w:rPr>
           <w:rFonts w:ascii="Arial" w:hAnsi="Arial" w:eastAsia="Arial" w:cs="Arial"/>
@@ -6971,7 +6971,7 @@
         <w:pStyle w:val="4"/>
         <w:spacing w:before="200" w:after="100"/>
       </w:pPr>
-      <w:bookmarkStart w:id="18" w:name="_Toc10531"/>
+      <w:bookmarkStart w:id="18" w:name="_Toc25557"/>
       <w:r>
         <w:rPr>
           <w:rFonts w:ascii="Arial" w:hAnsi="Arial" w:eastAsia="Arial" w:cs="Arial"/>
@@ -7227,7 +7227,7 @@
         <w:pStyle w:val="4"/>
         <w:spacing w:before="200" w:after="100"/>
       </w:pPr>
-      <w:bookmarkStart w:id="19" w:name="_Toc17320"/>
+      <w:bookmarkStart w:id="19" w:name="_Toc25969"/>
       <w:r>
         <w:rPr>
           <w:rFonts w:ascii="Arial" w:hAnsi="Arial" w:eastAsia="Arial" w:cs="Arial"/>
@@ -7359,7 +7359,7 @@
         <w:pStyle w:val="2"/>
         <w:spacing w:before="320" w:after="160"/>
       </w:pPr>
-      <w:bookmarkStart w:id="20" w:name="_Toc31505"/>
+      <w:bookmarkStart w:id="20" w:name="_Toc27619"/>
       <w:r>
         <w:rPr>
           <w:rFonts w:ascii="Arial" w:hAnsi="Arial" w:eastAsia="Arial" w:cs="Arial"/>
@@ -7406,7 +7406,7 @@
         <w:pStyle w:val="3"/>
         <w:spacing w:before="240" w:after="120"/>
       </w:pPr>
-      <w:bookmarkStart w:id="21" w:name="_Toc22878"/>
+      <w:bookmarkStart w:id="21" w:name="_Toc24814"/>
       <w:r>
         <w:rPr>
           <w:rFonts w:ascii="Arial" w:hAnsi="Arial" w:eastAsia="Arial" w:cs="Arial"/>
@@ -7733,7 +7733,7 @@
         <w:pStyle w:val="3"/>
         <w:spacing w:before="240" w:after="120"/>
       </w:pPr>
-      <w:bookmarkStart w:id="22" w:name="_Toc9355"/>
+      <w:bookmarkStart w:id="22" w:name="_Toc10775"/>
       <w:r>
         <w:rPr>
           <w:rFonts w:ascii="Arial" w:hAnsi="Arial" w:eastAsia="Arial" w:cs="Arial"/>
@@ -8214,7 +8214,7 @@
         <w:pStyle w:val="3"/>
         <w:spacing w:before="240" w:after="120"/>
       </w:pPr>
-      <w:bookmarkStart w:id="23" w:name="_Toc30134"/>
+      <w:bookmarkStart w:id="23" w:name="_Toc20843"/>
       <w:r>
         <w:rPr>
           <w:rFonts w:ascii="Arial" w:hAnsi="Arial" w:eastAsia="Arial" w:cs="Arial"/>
@@ -8428,7 +8428,7 @@
         <w:pStyle w:val="3"/>
         <w:spacing w:before="240" w:after="120"/>
       </w:pPr>
-      <w:bookmarkStart w:id="24" w:name="_Toc31565"/>
+      <w:bookmarkStart w:id="24" w:name="_Toc8181"/>
       <w:r>
         <w:rPr>
           <w:rFonts w:ascii="Arial" w:hAnsi="Arial" w:eastAsia="Arial" w:cs="Arial"/>
@@ -8590,7 +8590,7 @@
         <w:pStyle w:val="3"/>
         <w:spacing w:before="240" w:after="120"/>
       </w:pPr>
-      <w:bookmarkStart w:id="25" w:name="_Toc2993"/>
+      <w:bookmarkStart w:id="25" w:name="_Toc16376"/>
       <w:r>
         <w:rPr>
           <w:rFonts w:ascii="Arial" w:hAnsi="Arial" w:eastAsia="Arial" w:cs="Arial"/>
@@ -8682,7 +8682,7 @@
         <w:pStyle w:val="2"/>
         <w:spacing w:before="320" w:after="160"/>
       </w:pPr>
-      <w:bookmarkStart w:id="26" w:name="_Toc4545"/>
+      <w:bookmarkStart w:id="26" w:name="_Toc29048"/>
       <w:r>
         <w:rPr>
           <w:rFonts w:ascii="Arial" w:hAnsi="Arial" w:eastAsia="Arial" w:cs="Arial"/>
@@ -8777,7 +8777,7 @@
         <w:pStyle w:val="3"/>
         <w:spacing w:before="240" w:after="120"/>
       </w:pPr>
-      <w:bookmarkStart w:id="27" w:name="_Toc18895"/>
+      <w:bookmarkStart w:id="27" w:name="_Toc19214"/>
       <w:r>
         <w:rPr>
           <w:rFonts w:ascii="Arial" w:hAnsi="Arial" w:eastAsia="Arial" w:cs="Arial"/>
@@ -9081,7 +9081,7 @@
         <w:pStyle w:val="3"/>
         <w:spacing w:before="240" w:after="120"/>
       </w:pPr>
-      <w:bookmarkStart w:id="28" w:name="_Toc13081"/>
+      <w:bookmarkStart w:id="28" w:name="_Toc19452"/>
       <w:r>
         <w:rPr>
           <w:rFonts w:ascii="Arial" w:hAnsi="Arial" w:eastAsia="Arial" w:cs="Arial"/>
@@ -9441,7 +9441,7 @@
         <w:pStyle w:val="3"/>
         <w:spacing w:before="240" w:after="120"/>
       </w:pPr>
-      <w:bookmarkStart w:id="29" w:name="_Toc12875"/>
+      <w:bookmarkStart w:id="29" w:name="_Toc22610"/>
       <w:r>
         <w:rPr>
           <w:rFonts w:ascii="Arial" w:hAnsi="Arial" w:eastAsia="Arial" w:cs="Arial"/>
@@ -9703,7 +9703,7 @@
         <w:pStyle w:val="3"/>
         <w:spacing w:before="240" w:after="120"/>
       </w:pPr>
-      <w:bookmarkStart w:id="30" w:name="_Toc30004"/>
+      <w:bookmarkStart w:id="30" w:name="_Toc7522"/>
       <w:r>
         <w:rPr>
           <w:rFonts w:ascii="Arial" w:hAnsi="Arial" w:eastAsia="Arial" w:cs="Arial"/>
@@ -10016,7 +10016,7 @@
         <w:pStyle w:val="2"/>
         <w:spacing w:before="320" w:after="160"/>
       </w:pPr>
-      <w:bookmarkStart w:id="31" w:name="_Toc21999"/>
+      <w:bookmarkStart w:id="31" w:name="_Toc2474"/>
       <w:r>
         <w:rPr>
           <w:rFonts w:ascii="Arial" w:hAnsi="Arial" w:eastAsia="Arial" w:cs="Arial"/>
@@ -10922,7 +10922,7 @@
         <w:pStyle w:val="3"/>
         <w:spacing w:before="240" w:after="120"/>
       </w:pPr>
-      <w:bookmarkStart w:id="32" w:name="_Toc13963"/>
+      <w:bookmarkStart w:id="32" w:name="_Toc25947"/>
       <w:r>
         <w:rPr>
           <w:rFonts w:ascii="Arial" w:hAnsi="Arial" w:eastAsia="Arial" w:cs="Arial"/>
